--- a/docs/word/UrbanBlade_Manual_Tecnico_Completo.docx
+++ b/docs/word/UrbanBlade_Manual_Tecnico_Completo.docx
@@ -93,7 +93,7 @@
           <w:sz w:val="22"/>
           <w:szCs w:val="22"/>
         </w:rPr>
-        <w:t xml:space="preserve">15 de julio de 2026</w:t>
+        <w:t xml:space="preserve">07 de agosto de 2026</w:t>
       </w:r>
     </w:p>
     <w:p>
@@ -2095,7 +2095,7 @@
         <w:spacing w:after="80"/>
       </w:pPr>
       <w:r>
-        <w:t xml:space="preserve">Para Gmail SMTP real: MAIL_SCHEME=smtp (puerto 587, STARTTLS) o smtps (puerto 465, TLS implícito) — Laravel 12 rechaza explícitamente el esquema tls a secas, un detalle no obvio que causó un incidente documentado en la Unidad VI del proyecto Spark.</w:t>
+        <w:t xml:space="preserve">Para Gmail SMTP real: MAIL_SCHEME=smtp (puerto 587, STARTTLS) o smtps (puerto 465, TLS implícito) — Laravel 12 rechaza explícitamente el esquema tls a secas, un detalle no obvio que causó un incidente documentado en la Unidad VI del módulo de analítica.</w:t>
       </w:r>
     </w:p>
     <w:p>
@@ -12601,7 +12601,7 @@
         <w:spacing w:after="80"/>
       </w:pPr>
       <w:r>
-        <w:t xml:space="preserve">PredictionService — capa de analítica ligera integrada directamente en la app (independiente del módulo académico de PySpark del proyecto "spark"): predictIncome(), predictAppointments(), predictPopularServices(), predictPeakHours(), generateInsights() — cálculos estadísticos simples (promedios, tendencias) sobre los datos históricos de MongoDB, expuestos en el panel de administración para dar una primera capa de insights sin depender del stack de Big Data.</w:t>
+        <w:t xml:space="preserve">PredictionService — capa de analítica ligera integrada directamente en la app (distinta de la sección Analítica avanzada, ver sección 2.4): predictIncome(), predictAppointments(), predictPopularServices(), predictPeakHours(), generateInsights() — cálculos estadísticos simples (promedios, tendencias) sobre los datos históricos de MongoDB, expuestos en el panel de administración para dar una primera capa de insights sin entrar a la pantalla de Analítica.</w:t>
       </w:r>
     </w:p>
     <w:p>
@@ -12950,7 +12950,7 @@
                 <w:sz w:val="20"/>
                 <w:szCs w:val="20"/>
               </w:rPr>
-              <w:t xml:space="preserve">Auth/: AuthenticatedSessionController, RegisteredUserController, PasswordResetLinkController, NewPasswordController, ConfirmablePasswordController, PasswordController, EmailVerificationNotificationController, VerifyEmailController — set completo de Breeze.</w:t>
+              <w:t xml:space="preserve">Auth/: AuthenticatedSessionController, RegisteredUserController, PasswordResetLinkController, NewPasswordController, ConfirmablePasswordController, PasswordController, EmailVerificationNotificationController, VerifyEmailCodeController — set de Breeze adaptado: la verificación de cuenta usa un código de 6 dígitos en vez del enlace firmado original (VerifyEmailController ya no se usa).</w:t>
             </w:r>
           </w:p>
         </w:tc>
@@ -15872,6 +15872,19 @@
         <w:spacing w:after="80"/>
       </w:pPr>
       <w:r>
+        <w:t xml:space="preserve">La landing pública (/) está organizada en 7 secciones ancladas en una sola vista (Inicio, Servicios, Proceso, Maestros, Ubicación, Acceso, Reservar); los datos de servicios/barberos/estadísticas se calculan con Cache::remember(..., 300, ...) para no recalcularlos en cada visita anónima. La sección Ubicación embebe un mapa real (iframe de OpenStreetMap) en vez de un marcador estático, con enlace directo a Google Maps.</w:t>
+      </w:r>
+    </w:p>
+    <w:p>
+      <w:pPr>
+        <w:pStyle w:val="ListParagraph"/>
+        <w:numPr>
+          <w:ilvl w:val="0"/>
+          <w:numId w:val="2"/>
+        </w:numPr>
+        <w:spacing w:after="80"/>
+      </w:pPr>
+      <w:r>
         <w:t xml:space="preserve">middleware(['auth']): historial de conversación, perfil, estadísticas de aprendizaje y limpieza de historial del chatbot.</w:t>
       </w:r>
     </w:p>
@@ -19548,7 +19561,7 @@
                 <w:sz w:val="20"/>
                 <w:szCs w:val="20"/>
               </w:rPr>
-              <w:t xml:space="preserve">Comando de auditoría y reparación: detecta usuarios sin rol asignado (el mismo tipo de incidente documentado en la Unidad VI del proyecto Spark) y permite corregirlo</w:t>
+              <w:t xml:space="preserve">Comando de auditoría y reparación: detecta usuarios sin rol asignado (el mismo tipo de incidente documentado en la Unidad VI del módulo de analítica) y permite corregirlo</w:t>
             </w:r>
           </w:p>
         </w:tc>
@@ -20857,7 +20870,7 @@
         <w:pStyle w:val="ListParagraph"/>
         <w:numPr>
           <w:ilvl w:val="0"/>
-          <w:numId w:val="3"/>
+          <w:numId w:val="1000"/>
         </w:numPr>
         <w:spacing w:after="80"/>
       </w:pPr>
@@ -20870,7 +20883,7 @@
         <w:pStyle w:val="ListParagraph"/>
         <w:numPr>
           <w:ilvl w:val="0"/>
-          <w:numId w:val="3"/>
+          <w:numId w:val="1000"/>
         </w:numPr>
         <w:spacing w:after="80"/>
       </w:pPr>
@@ -20883,7 +20896,7 @@
         <w:pStyle w:val="ListParagraph"/>
         <w:numPr>
           <w:ilvl w:val="0"/>
-          <w:numId w:val="3"/>
+          <w:numId w:val="1000"/>
         </w:numPr>
         <w:spacing w:after="80"/>
       </w:pPr>
@@ -20896,7 +20909,7 @@
         <w:pStyle w:val="ListParagraph"/>
         <w:numPr>
           <w:ilvl w:val="0"/>
-          <w:numId w:val="3"/>
+          <w:numId w:val="1000"/>
         </w:numPr>
         <w:spacing w:after="80"/>
       </w:pPr>
@@ -20909,7 +20922,7 @@
         <w:pStyle w:val="ListParagraph"/>
         <w:numPr>
           <w:ilvl w:val="0"/>
-          <w:numId w:val="3"/>
+          <w:numId w:val="1000"/>
         </w:numPr>
         <w:spacing w:after="80"/>
       </w:pPr>
@@ -20922,7 +20935,7 @@
         <w:pStyle w:val="ListParagraph"/>
         <w:numPr>
           <w:ilvl w:val="0"/>
-          <w:numId w:val="3"/>
+          <w:numId w:val="1000"/>
         </w:numPr>
         <w:spacing w:after="80"/>
       </w:pPr>
@@ -20935,7 +20948,7 @@
         <w:pStyle w:val="ListParagraph"/>
         <w:numPr>
           <w:ilvl w:val="0"/>
-          <w:numId w:val="3"/>
+          <w:numId w:val="1000"/>
         </w:numPr>
         <w:spacing w:after="80"/>
       </w:pPr>
@@ -20948,7 +20961,7 @@
         <w:pStyle w:val="ListParagraph"/>
         <w:numPr>
           <w:ilvl w:val="0"/>
-          <w:numId w:val="3"/>
+          <w:numId w:val="1000"/>
         </w:numPr>
         <w:spacing w:after="80"/>
       </w:pPr>
@@ -20961,7 +20974,7 @@
         <w:pStyle w:val="ListParagraph"/>
         <w:numPr>
           <w:ilvl w:val="0"/>
-          <w:numId w:val="3"/>
+          <w:numId w:val="1000"/>
         </w:numPr>
         <w:spacing w:after="80"/>
       </w:pPr>
@@ -21903,7 +21916,7 @@
         <w:pStyle w:val="ListParagraph"/>
         <w:numPr>
           <w:ilvl w:val="0"/>
-          <w:numId w:val="3"/>
+          <w:numId w:val="1001"/>
         </w:numPr>
         <w:spacing w:after="80"/>
       </w:pPr>
@@ -21916,7 +21929,7 @@
         <w:pStyle w:val="ListParagraph"/>
         <w:numPr>
           <w:ilvl w:val="0"/>
-          <w:numId w:val="3"/>
+          <w:numId w:val="1001"/>
         </w:numPr>
         <w:spacing w:after="80"/>
       </w:pPr>
@@ -21929,7 +21942,7 @@
         <w:pStyle w:val="ListParagraph"/>
         <w:numPr>
           <w:ilvl w:val="0"/>
-          <w:numId w:val="3"/>
+          <w:numId w:val="1001"/>
         </w:numPr>
         <w:spacing w:after="80"/>
       </w:pPr>
@@ -21942,7 +21955,7 @@
         <w:pStyle w:val="ListParagraph"/>
         <w:numPr>
           <w:ilvl w:val="0"/>
-          <w:numId w:val="3"/>
+          <w:numId w:val="1001"/>
         </w:numPr>
         <w:spacing w:after="80"/>
       </w:pPr>
@@ -21963,7 +21976,7 @@
         <w:pStyle w:val="ListParagraph"/>
         <w:numPr>
           <w:ilvl w:val="0"/>
-          <w:numId w:val="3"/>
+          <w:numId w:val="1002"/>
         </w:numPr>
         <w:spacing w:after="80"/>
       </w:pPr>
@@ -21976,7 +21989,7 @@
         <w:pStyle w:val="ListParagraph"/>
         <w:numPr>
           <w:ilvl w:val="0"/>
-          <w:numId w:val="3"/>
+          <w:numId w:val="1002"/>
         </w:numPr>
         <w:spacing w:after="80"/>
       </w:pPr>
@@ -21989,7 +22002,7 @@
         <w:pStyle w:val="ListParagraph"/>
         <w:numPr>
           <w:ilvl w:val="0"/>
-          <w:numId w:val="3"/>
+          <w:numId w:val="1002"/>
         </w:numPr>
         <w:spacing w:after="80"/>
       </w:pPr>
@@ -22002,12 +22015,25 @@
         <w:pStyle w:val="ListParagraph"/>
         <w:numPr>
           <w:ilvl w:val="0"/>
-          <w:numId w:val="3"/>
+          <w:numId w:val="1002"/>
         </w:numPr>
         <w:spacing w:after="80"/>
       </w:pPr>
       <w:r>
         <w:t xml:space="preserve">Agregar la opción correspondiente en la vista de selección de reportes (resources/views/reports/).</w:t>
+      </w:r>
+    </w:p>
+    <w:p>
+      <w:pPr>
+        <w:pStyle w:val="ListParagraph"/>
+        <w:numPr>
+          <w:ilvl w:val="0"/>
+          <w:numId w:val="1002"/>
+        </w:numPr>
+        <w:spacing w:after="80"/>
+      </w:pPr>
+      <w:r>
+        <w:t xml:space="preserve">Si el reporte debe graficarse, devolver también un bloque chart (labels/values) desde el método del paso 1 — reportByType() ya lo incluye en el array de salida y las tres vistas (web con Chart.js, Excel con WithCharts de PhpSpreadsheet, y PDF con un gráfico en HTML/CSS porque DomPDF no ejecuta JavaScript) lo consumen del mismo lugar sin código adicional.</w:t>
       </w:r>
     </w:p>
     <w:p>
@@ -22044,7 +22070,7 @@
         <w:pStyle w:val="ListParagraph"/>
         <w:numPr>
           <w:ilvl w:val="0"/>
-          <w:numId w:val="3"/>
+          <w:numId w:val="1003"/>
         </w:numPr>
         <w:spacing w:after="80"/>
       </w:pPr>
@@ -22057,7 +22083,7 @@
         <w:pStyle w:val="ListParagraph"/>
         <w:numPr>
           <w:ilvl w:val="0"/>
-          <w:numId w:val="3"/>
+          <w:numId w:val="1003"/>
         </w:numPr>
         <w:spacing w:after="80"/>
       </w:pPr>
@@ -22070,7 +22096,7 @@
         <w:pStyle w:val="ListParagraph"/>
         <w:numPr>
           <w:ilvl w:val="0"/>
-          <w:numId w:val="3"/>
+          <w:numId w:val="1003"/>
         </w:numPr>
         <w:spacing w:after="80"/>
       </w:pPr>
@@ -22083,7 +22109,7 @@
         <w:pStyle w:val="ListParagraph"/>
         <w:numPr>
           <w:ilvl w:val="0"/>
-          <w:numId w:val="3"/>
+          <w:numId w:val="1003"/>
         </w:numPr>
         <w:spacing w:after="80"/>
       </w:pPr>
@@ -22365,6 +22391,30 @@
     </w:lvlOverride>
   </w:num>
   <w:num w:numId="3">
+    <w:abstractNumId w:val="3"/>
+    <w:lvlOverride w:ilvl="0">
+      <w:startOverride w:val="1"/>
+    </w:lvlOverride>
+  </w:num>
+  <w:num w:numId="1000">
+    <w:abstractNumId w:val="3"/>
+    <w:lvlOverride w:ilvl="0">
+      <w:startOverride w:val="1"/>
+    </w:lvlOverride>
+  </w:num>
+  <w:num w:numId="1001">
+    <w:abstractNumId w:val="3"/>
+    <w:lvlOverride w:ilvl="0">
+      <w:startOverride w:val="1"/>
+    </w:lvlOverride>
+  </w:num>
+  <w:num w:numId="1002">
+    <w:abstractNumId w:val="3"/>
+    <w:lvlOverride w:ilvl="0">
+      <w:startOverride w:val="1"/>
+    </w:lvlOverride>
+  </w:num>
+  <w:num w:numId="1003">
     <w:abstractNumId w:val="3"/>
     <w:lvlOverride w:ilvl="0">
       <w:startOverride w:val="1"/>
